--- a/docs/Payer Mapping Tool - User Guide.docx
+++ b/docs/Payer Mapping Tool - User Guide.docx
@@ -59,81 +59,61 @@
       </w:r>
     </w:p>
     <w:p>
-      <w:pPr>
-        <w:pStyle w:val="ListNumber"/>
-      </w:pPr>
+      <w:pPr/>
       <w:r>
         <w:t>1. Overview</w:t>
       </w:r>
     </w:p>
     <w:p>
-      <w:pPr>
-        <w:pStyle w:val="ListNumber"/>
-      </w:pPr>
+      <w:pPr/>
       <w:r>
         <w:t>2. Getting Started</w:t>
       </w:r>
     </w:p>
     <w:p>
-      <w:pPr>
-        <w:pStyle w:val="ListNumber"/>
-      </w:pPr>
+      <w:pPr/>
       <w:r>
         <w:t>3. Step 1: Strip PHI from Your Placement File</w:t>
       </w:r>
     </w:p>
     <w:p>
-      <w:pPr>
-        <w:pStyle w:val="ListNumber"/>
-      </w:pPr>
+      <w:pPr/>
       <w:r>
         <w:t>4. Step 2: Connect to Your Client</w:t>
       </w:r>
     </w:p>
     <w:p>
-      <w:pPr>
-        <w:pStyle w:val="ListNumber"/>
-      </w:pPr>
+      <w:pPr/>
       <w:r>
         <w:t>5. Step 3: Upload Files</w:t>
       </w:r>
     </w:p>
     <w:p>
-      <w:pPr>
-        <w:pStyle w:val="ListNumber"/>
-      </w:pPr>
+      <w:pPr/>
       <w:r>
         <w:t>6. Step 4: Map Payers</w:t>
       </w:r>
     </w:p>
     <w:p>
-      <w:pPr>
-        <w:pStyle w:val="ListNumber"/>
-      </w:pPr>
+      <w:pPr/>
       <w:r>
         <w:t>7. Step 5: Export Your Work</w:t>
       </w:r>
     </w:p>
     <w:p>
-      <w:pPr>
-        <w:pStyle w:val="ListNumber"/>
-      </w:pPr>
+      <w:pPr/>
       <w:r>
         <w:t>8. Special Payer Options</w:t>
       </w:r>
     </w:p>
     <w:p>
-      <w:pPr>
-        <w:pStyle w:val="ListNumber"/>
-      </w:pPr>
+      <w:pPr/>
       <w:r>
         <w:t>9. Tips &amp; Troubleshooting</w:t>
       </w:r>
     </w:p>
     <w:p>
-      <w:pPr>
-        <w:pStyle w:val="ListNumber"/>
-      </w:pPr>
+      <w:pPr/>
       <w:r>
         <w:t>10. PHI &amp; Security</w:t>
       </w:r>
